--- a/docs/papers/publication/Withdrawal_Letter_AllAuthors_JMIR_ms111728_2026-09-12.docx
+++ b/docs/papers/publication/Withdrawal_Letter_AllAuthors_JMIR_ms111728_2026-09-12.docx
@@ -87,7 +87,7 @@
           <w:sz w:val="24"/>
           <w:szCs w:val="24"/>
         </w:rPr>
-        <w:t xml:space="preserve">The reason, stated plainly: this was my first journal submission as corresponding author — my only previous experience of peer review was a conference paper. While choosing between two candidate journals, I prepared submission packages for both and, not yet understanding that a manuscript may be under consideration at only one journal at a time, I submitted to JMIR Serious Games without consulting my supervisor, while the manuscript was also under consideration at another publisher’s journal. The submission form’s declaration that the manuscript was not under consideration elsewhere was therefore not accurate. I offer this as an explanation, not an excuse.</w:t>
+        <w:t xml:space="preserve">The reason, stated plainly: this was my first journal submission as corresponding author — my only previous experience of peer review was a conference paper. While choosing between two candidate journals, I prepared submission packages for both. I first submitted the manuscript to another publisher’s journal on 9 September 2026; two days later, not yet understanding that a manuscript may be under consideration at only one journal at a time, I also submitted it to JMIR Serious Games, without consulting my supervisor. In consequence, the declaration on your submission form that the manuscript was not under consideration elsewhere was not accurate at the time I made it. I offer this as an explanation, not an excuse.</w:t>
       </w:r>
     </w:p>
     <w:p>
